--- a/report/Bangor_Miami_Computational_Analysis_Mini_Paper.docx
+++ b/report/Bangor_Miami_Computational_Analysis_Mini_Paper.docx
@@ -72,7 +72,7 @@
         <w:rPr>
           <w:i/>
         </w:rPr>
-        <w:t>Portfolio version - July 2026</w:t>
+        <w:t>Meiyun Shi | Portfolio version - July 2026</w:t>
       </w:r>
     </w:p>
     <w:p>
@@ -90,7 +90,7 @@
     </w:p>
     <w:p>
       <w:r>
-        <w:t>This study presents a reproducible computational analysis of Spanish-English code-switching in the Bangor Miami Corpus. It asks whether the ordinal education codes supplied with the corpus are associated with participant-level switching frequency. A Python pipeline was developed to parse CHAT headers, align corpus speaker codes with questionnaire records, read heterogeneous word-level TSV files, and identify conservative within-utterance language transitions. To avoid unsupported identity assignments, a speaker mapping was confirmed only when recording filename, age at recording, and sex uniquely identified one questionnaire row. The final strict cohort contained 73 independent participants and 195,864 valid English/Spanish tokens. A switch was counted only when adjacent valid tokens changed from English to Spanish or Spanish to English within the same recording, speaker, and utterance; other labels reset the sequence. The pipeline detected 2,980 switches, or 15.21 per 1,000 valid tokens. Mean participant rates were 13.63, 14.81, and 15.74 in the researcher-defined Low, Middle, and High education groups. Welch ANOVA, Kruskal-Wallis analysis, ordinary ANOVA, and HC3-robust ordinal regression provided no reliable evidence of an education effect. The study therefore contributes an auditable corpus-processing workflow rather than a positive causal claim.</w:t>
+        <w:t>This study presents a reproducible computational analysis of Spanish-English code-switching in the Bangor Miami Corpus. It asks whether the ordinal education codes supplied with the corpus are associated with participant-level switching frequency. A Python pipeline was developed to parse CHAT headers, align corpus speaker codes with questionnaire records, read heterogeneous word-level TSV files, and identify conservative within-utterance language transitions. To avoid unsupported identity assignments, a speaker mapping was confirmed only when recording filename, age at recording, and sex uniquely identified one questionnaire row. The final strict cohort contained 73 independent participants and 195,864 valid English/Spanish tokens. A switch was counted only when adjacent valid tokens changed from English to Spanish or Spanish to English within the same recording, speaker, and utterance; other labels reset the sequence. The pipeline identified 2,980 transitions, or 15.21 per 1,000 valid tokens. Mean participant rates were 13.63, 14.81, and 15.74 in the researcher-defined Low, Middle, and High education groups. Welch ANOVA, Kruskal-Wallis analysis, ordinary ANOVA, and HC3-robust ordinal regression provided no reliable evidence of an education effect. The study therefore contributes an auditable corpus-processing workflow rather than a positive causal claim.</w:t>
       </w:r>
     </w:p>
     <w:p>
@@ -201,7 +201,7 @@
     </w:p>
     <w:p>
       <w:r>
-        <w:t>Tokens were ordered within recording, speaker, and utterance. A switch event was recorded only for adjacent eng-to-spa or spa-to-eng transitions. Labels such as 999, mixed-language forms, and transcription artefacts reset the sequence, so the detector did not bridge across ambiguous material. It also never joined the last token of one utterance to the first token of another. Participant rate was calculated as switch count divided by valid eng/spa tokens, multiplied by 1,000.</w:t>
+        <w:t>Tokens were ordered within recording, speaker, and utterance. Using corpus-provided token language labels, a switch event was recorded only for adjacent eng-to-spa or spa-to-eng transitions. Labels such as 999, mixed-language forms, and transcription artefacts reset the sequence, so the rule-based measure did not bridge across ambiguous material. It also never joined the last token of one utterance to the first token of another. Participant rate was calculated as switch count divided by valid eng/spa tokens, multiplied by 1,000.</w:t>
       </w:r>
     </w:p>
     <w:p>
